--- a/Sprint backlog 1.docx
+++ b/Sprint backlog 1.docx
@@ -22,7 +22,21 @@
             <w:tcW w:w="3020" w:type="dxa"/>
           </w:tcPr>
           <w:p>
-            <w:r>
+            <w:pPr>
+              <w:spacing w:line="360" w:lineRule="auto"/>
+              <w:rPr>
+                <w:rFonts w:asciiTheme="majorBidi" w:hAnsiTheme="majorBidi" w:cstheme="majorBidi"/>
+                <w:b/>
+                <w:bCs/>
+              </w:rPr>
+            </w:pPr>
+            <w:bookmarkStart w:id="0" w:name="_Hlk226716058"/>
+            <w:r>
+              <w:rPr>
+                <w:rFonts w:asciiTheme="majorBidi" w:hAnsiTheme="majorBidi" w:cstheme="majorBidi"/>
+                <w:b/>
+                <w:bCs/>
+              </w:rPr>
               <w:t xml:space="preserve">Thèmes </w:t>
             </w:r>
           </w:p>
@@ -32,7 +46,20 @@
             <w:tcW w:w="3021" w:type="dxa"/>
           </w:tcPr>
           <w:p>
-            <w:r>
+            <w:pPr>
+              <w:spacing w:line="360" w:lineRule="auto"/>
+              <w:rPr>
+                <w:rFonts w:asciiTheme="majorBidi" w:hAnsiTheme="majorBidi" w:cstheme="majorBidi"/>
+                <w:b/>
+                <w:bCs/>
+              </w:rPr>
+            </w:pPr>
+            <w:r>
+              <w:rPr>
+                <w:rFonts w:asciiTheme="majorBidi" w:hAnsiTheme="majorBidi" w:cstheme="majorBidi"/>
+                <w:b/>
+                <w:bCs/>
+              </w:rPr>
               <w:t>Histoires utilisateurs</w:t>
             </w:r>
           </w:p>
@@ -42,7 +69,20 @@
             <w:tcW w:w="3021" w:type="dxa"/>
           </w:tcPr>
           <w:p>
-            <w:r>
+            <w:pPr>
+              <w:spacing w:line="360" w:lineRule="auto"/>
+              <w:rPr>
+                <w:rFonts w:asciiTheme="majorBidi" w:hAnsiTheme="majorBidi" w:cstheme="majorBidi"/>
+                <w:b/>
+                <w:bCs/>
+              </w:rPr>
+            </w:pPr>
+            <w:r>
+              <w:rPr>
+                <w:rFonts w:asciiTheme="majorBidi" w:hAnsiTheme="majorBidi" w:cstheme="majorBidi"/>
+                <w:b/>
+                <w:bCs/>
+              </w:rPr>
               <w:t>Taches</w:t>
             </w:r>
           </w:p>
@@ -57,7 +97,16 @@
             <w:tcW w:w="3020" w:type="dxa"/>
           </w:tcPr>
           <w:p>
-            <w:r>
+            <w:pPr>
+              <w:spacing w:line="360" w:lineRule="auto"/>
+              <w:rPr>
+                <w:rFonts w:asciiTheme="majorBidi" w:hAnsiTheme="majorBidi" w:cstheme="majorBidi"/>
+              </w:rPr>
+            </w:pPr>
+            <w:r>
+              <w:rPr>
+                <w:rFonts w:asciiTheme="majorBidi" w:hAnsiTheme="majorBidi" w:cstheme="majorBidi"/>
+              </w:rPr>
               <w:t xml:space="preserve">Gestion d’authentification </w:t>
             </w:r>
           </w:p>
@@ -67,23 +116,50 @@
             <w:tcW w:w="3021" w:type="dxa"/>
           </w:tcPr>
           <w:p>
-            <w:r>
+            <w:pPr>
+              <w:spacing w:line="360" w:lineRule="auto"/>
+              <w:rPr>
+                <w:rFonts w:asciiTheme="majorBidi" w:hAnsiTheme="majorBidi" w:cstheme="majorBidi"/>
+              </w:rPr>
+            </w:pPr>
+            <w:r>
+              <w:rPr>
+                <w:rFonts w:asciiTheme="majorBidi" w:hAnsiTheme="majorBidi" w:cstheme="majorBidi"/>
+              </w:rPr>
               <w:t>L’utilisateur saisit ses</w:t>
             </w:r>
           </w:p>
           <w:p>
+            <w:pPr>
+              <w:spacing w:line="360" w:lineRule="auto"/>
+              <w:rPr>
+                <w:rFonts w:asciiTheme="majorBidi" w:hAnsiTheme="majorBidi" w:cstheme="majorBidi"/>
+              </w:rPr>
+            </w:pPr>
             <w:proofErr w:type="gramStart"/>
             <w:r>
+              <w:rPr>
+                <w:rFonts w:asciiTheme="majorBidi" w:hAnsiTheme="majorBidi" w:cstheme="majorBidi"/>
+              </w:rPr>
               <w:t>coordonnées</w:t>
             </w:r>
             <w:proofErr w:type="gramEnd"/>
             <w:r>
+              <w:rPr>
+                <w:rFonts w:asciiTheme="majorBidi" w:hAnsiTheme="majorBidi" w:cstheme="majorBidi"/>
+              </w:rPr>
               <w:t xml:space="preserve"> et se connecte à la page d’accueil</w:t>
             </w:r>
             <w:r>
+              <w:rPr>
+                <w:rFonts w:asciiTheme="majorBidi" w:hAnsiTheme="majorBidi" w:cstheme="majorBidi"/>
+              </w:rPr>
               <w:t xml:space="preserve"> du client</w:t>
             </w:r>
             <w:r>
+              <w:rPr>
+                <w:rFonts w:asciiTheme="majorBidi" w:hAnsiTheme="majorBidi" w:cstheme="majorBidi"/>
+              </w:rPr>
               <w:t>.</w:t>
             </w:r>
           </w:p>
@@ -93,17 +169,38 @@
             <w:tcW w:w="3021" w:type="dxa"/>
           </w:tcPr>
           <w:p>
-            <w:r>
+            <w:pPr>
+              <w:spacing w:line="360" w:lineRule="auto"/>
+              <w:rPr>
+                <w:rFonts w:asciiTheme="majorBidi" w:hAnsiTheme="majorBidi" w:cstheme="majorBidi"/>
+              </w:rPr>
+            </w:pPr>
+            <w:r>
+              <w:rPr>
+                <w:rFonts w:asciiTheme="majorBidi" w:hAnsiTheme="majorBidi" w:cstheme="majorBidi"/>
+              </w:rPr>
               <w:t>Implémenter l’interface</w:t>
             </w:r>
           </w:p>
           <w:p>
+            <w:pPr>
+              <w:spacing w:line="360" w:lineRule="auto"/>
+              <w:rPr>
+                <w:rFonts w:asciiTheme="majorBidi" w:hAnsiTheme="majorBidi" w:cstheme="majorBidi"/>
+              </w:rPr>
+            </w:pPr>
             <w:proofErr w:type="gramStart"/>
             <w:r>
+              <w:rPr>
+                <w:rFonts w:asciiTheme="majorBidi" w:hAnsiTheme="majorBidi" w:cstheme="majorBidi"/>
+              </w:rPr>
               <w:t>d’authentification</w:t>
             </w:r>
             <w:proofErr w:type="gramEnd"/>
             <w:r>
+              <w:rPr>
+                <w:rFonts w:asciiTheme="majorBidi" w:hAnsiTheme="majorBidi" w:cstheme="majorBidi"/>
+              </w:rPr>
               <w:t>, tester et valider les coordonnées.</w:t>
             </w:r>
           </w:p>
@@ -118,10 +215,22 @@
             <w:tcW w:w="3020" w:type="dxa"/>
           </w:tcPr>
           <w:p>
-            <w:r>
+            <w:pPr>
+              <w:spacing w:line="360" w:lineRule="auto"/>
+              <w:rPr>
+                <w:rFonts w:asciiTheme="majorBidi" w:hAnsiTheme="majorBidi" w:cstheme="majorBidi"/>
+              </w:rPr>
+            </w:pPr>
+            <w:r>
+              <w:rPr>
+                <w:rFonts w:asciiTheme="majorBidi" w:hAnsiTheme="majorBidi" w:cstheme="majorBidi"/>
+              </w:rPr>
               <w:t>Gestion d</w:t>
             </w:r>
             <w:r>
+              <w:rPr>
+                <w:rFonts w:asciiTheme="majorBidi" w:hAnsiTheme="majorBidi" w:cstheme="majorBidi"/>
+              </w:rPr>
               <w:t>es paramètres</w:t>
             </w:r>
           </w:p>
@@ -131,10 +240,22 @@
             <w:tcW w:w="3021" w:type="dxa"/>
           </w:tcPr>
           <w:p>
-            <w:r>
+            <w:pPr>
+              <w:spacing w:line="360" w:lineRule="auto"/>
+              <w:rPr>
+                <w:rFonts w:asciiTheme="majorBidi" w:hAnsiTheme="majorBidi" w:cstheme="majorBidi"/>
+              </w:rPr>
+            </w:pPr>
+            <w:r>
+              <w:rPr>
+                <w:rFonts w:asciiTheme="majorBidi" w:hAnsiTheme="majorBidi" w:cstheme="majorBidi"/>
+              </w:rPr>
               <w:t>L’utilisateur consulte son profil, modifie ses coordonnées et change son mot de passe pour des raisons de sécurité</w:t>
             </w:r>
             <w:r>
+              <w:rPr>
+                <w:rFonts w:asciiTheme="majorBidi" w:hAnsiTheme="majorBidi" w:cstheme="majorBidi"/>
+              </w:rPr>
               <w:t>.</w:t>
             </w:r>
           </w:p>
@@ -144,26 +265,42 @@
             <w:tcW w:w="3021" w:type="dxa"/>
           </w:tcPr>
           <w:p>
-            <w:r>
+            <w:pPr>
+              <w:spacing w:line="360" w:lineRule="auto"/>
+              <w:rPr>
+                <w:rFonts w:asciiTheme="majorBidi" w:hAnsiTheme="majorBidi" w:cstheme="majorBidi"/>
+              </w:rPr>
+            </w:pPr>
+            <w:r>
+              <w:rPr>
+                <w:rFonts w:asciiTheme="majorBidi" w:hAnsiTheme="majorBidi" w:cstheme="majorBidi"/>
+              </w:rPr>
               <w:t>Implémenter l’interface du profil et du changement mot de passe</w:t>
             </w:r>
             <w:r>
+              <w:rPr>
+                <w:rFonts w:asciiTheme="majorBidi" w:hAnsiTheme="majorBidi" w:cstheme="majorBidi"/>
+              </w:rPr>
               <w:t xml:space="preserve"> dans les paramètres du compte</w:t>
             </w:r>
             <w:r>
+              <w:rPr>
+                <w:rFonts w:asciiTheme="majorBidi" w:hAnsiTheme="majorBidi" w:cstheme="majorBidi"/>
+              </w:rPr>
               <w:t xml:space="preserve"> et développer les méthodes qui permettent de consulter, modifier les coordonnées et </w:t>
             </w:r>
             <w:r>
-              <w:t xml:space="preserve">mettre à jour le mot de </w:t>
-            </w:r>
-            <w:proofErr w:type="gramStart"/>
-            <w:r>
-              <w:t xml:space="preserve">passe </w:t>
-            </w:r>
-            <w:r>
-              <w:t xml:space="preserve"> .</w:t>
-            </w:r>
-            <w:proofErr w:type="gramEnd"/>
+              <w:rPr>
+                <w:rFonts w:asciiTheme="majorBidi" w:hAnsiTheme="majorBidi" w:cstheme="majorBidi"/>
+              </w:rPr>
+              <w:t>mettre à jour le mot de passe</w:t>
+            </w:r>
+            <w:r>
+              <w:rPr>
+                <w:rFonts w:asciiTheme="majorBidi" w:hAnsiTheme="majorBidi" w:cstheme="majorBidi"/>
+              </w:rPr>
+              <w:t>.</w:t>
+            </w:r>
           </w:p>
         </w:tc>
       </w:tr>
@@ -176,7 +313,16 @@
             <w:tcW w:w="3020" w:type="dxa"/>
           </w:tcPr>
           <w:p>
-            <w:r>
+            <w:pPr>
+              <w:spacing w:line="360" w:lineRule="auto"/>
+              <w:rPr>
+                <w:rFonts w:asciiTheme="majorBidi" w:hAnsiTheme="majorBidi" w:cstheme="majorBidi"/>
+              </w:rPr>
+            </w:pPr>
+            <w:r>
+              <w:rPr>
+                <w:rFonts w:asciiTheme="majorBidi" w:hAnsiTheme="majorBidi" w:cstheme="majorBidi"/>
+              </w:rPr>
               <w:t xml:space="preserve">Réinitialisation du mot de passe </w:t>
             </w:r>
           </w:p>
@@ -186,7 +332,16 @@
             <w:tcW w:w="3021" w:type="dxa"/>
           </w:tcPr>
           <w:p>
-            <w:r>
+            <w:pPr>
+              <w:spacing w:line="360" w:lineRule="auto"/>
+              <w:rPr>
+                <w:rFonts w:asciiTheme="majorBidi" w:hAnsiTheme="majorBidi" w:cstheme="majorBidi"/>
+              </w:rPr>
+            </w:pPr>
+            <w:r>
+              <w:rPr>
+                <w:rFonts w:asciiTheme="majorBidi" w:hAnsiTheme="majorBidi" w:cstheme="majorBidi"/>
+              </w:rPr>
               <w:t>L’utilisateur réinitialise son mot de passe pour accéder à son compte en cas d’oubli.</w:t>
             </w:r>
           </w:p>
@@ -196,21 +351,57 @@
             <w:tcW w:w="3021" w:type="dxa"/>
           </w:tcPr>
           <w:p>
-            <w:r>
+            <w:pPr>
+              <w:spacing w:line="360" w:lineRule="auto"/>
+              <w:rPr>
+                <w:rFonts w:asciiTheme="majorBidi" w:hAnsiTheme="majorBidi" w:cstheme="majorBidi"/>
+              </w:rPr>
+            </w:pPr>
+            <w:r>
+              <w:rPr>
+                <w:rFonts w:asciiTheme="majorBidi" w:hAnsiTheme="majorBidi" w:cstheme="majorBidi"/>
+              </w:rPr>
               <w:t>Implémenter l’interface et son code. Développer les méthodes qui permettent de récupérer le compte</w:t>
             </w:r>
             <w:r>
+              <w:rPr>
+                <w:rFonts w:asciiTheme="majorBidi" w:hAnsiTheme="majorBidi" w:cstheme="majorBidi"/>
+              </w:rPr>
               <w:t xml:space="preserve"> utilisateur  </w:t>
             </w:r>
           </w:p>
           <w:p>
+            <w:pPr>
+              <w:spacing w:line="360" w:lineRule="auto"/>
+              <w:rPr>
+                <w:rFonts w:asciiTheme="majorBidi" w:hAnsiTheme="majorBidi" w:cstheme="majorBidi"/>
+              </w:rPr>
+            </w:pPr>
             <w:proofErr w:type="gramStart"/>
             <w:r>
+              <w:rPr>
+                <w:rFonts w:asciiTheme="majorBidi" w:hAnsiTheme="majorBidi" w:cstheme="majorBidi"/>
+              </w:rPr>
               <w:t>et</w:t>
             </w:r>
             <w:proofErr w:type="gramEnd"/>
             <w:r>
-              <w:t xml:space="preserve"> d’enregistrer son nouveau mot de passe </w:t>
+              <w:rPr>
+                <w:rFonts w:asciiTheme="majorBidi" w:hAnsiTheme="majorBidi" w:cstheme="majorBidi"/>
+              </w:rPr>
+              <w:t xml:space="preserve"> d’enregistrer son nouveau mot de passe</w:t>
+            </w:r>
+            <w:r>
+              <w:rPr>
+                <w:rFonts w:asciiTheme="majorBidi" w:hAnsiTheme="majorBidi" w:cstheme="majorBidi"/>
+              </w:rPr>
+              <w:t>.</w:t>
+            </w:r>
+            <w:r>
+              <w:rPr>
+                <w:rFonts w:asciiTheme="majorBidi" w:hAnsiTheme="majorBidi" w:cstheme="majorBidi"/>
+              </w:rPr>
+              <w:t xml:space="preserve"> </w:t>
             </w:r>
           </w:p>
         </w:tc>
@@ -224,10 +415,22 @@
             <w:tcW w:w="3020" w:type="dxa"/>
           </w:tcPr>
           <w:p>
-            <w:r>
+            <w:pPr>
+              <w:spacing w:line="360" w:lineRule="auto"/>
+              <w:rPr>
+                <w:rFonts w:asciiTheme="majorBidi" w:hAnsiTheme="majorBidi" w:cstheme="majorBidi"/>
+              </w:rPr>
+            </w:pPr>
+            <w:r>
+              <w:rPr>
+                <w:rFonts w:asciiTheme="majorBidi" w:hAnsiTheme="majorBidi" w:cstheme="majorBidi"/>
+              </w:rPr>
               <w:t xml:space="preserve">Gestion des comptes </w:t>
             </w:r>
             <w:r>
+              <w:rPr>
+                <w:rFonts w:asciiTheme="majorBidi" w:hAnsiTheme="majorBidi" w:cstheme="majorBidi"/>
+              </w:rPr>
               <w:t>utilisateurs</w:t>
             </w:r>
           </w:p>
@@ -237,13 +440,28 @@
             <w:tcW w:w="3021" w:type="dxa"/>
           </w:tcPr>
           <w:p>
-            <w:r>
+            <w:pPr>
+              <w:spacing w:line="360" w:lineRule="auto"/>
+              <w:rPr>
+                <w:rFonts w:asciiTheme="majorBidi" w:hAnsiTheme="majorBidi" w:cstheme="majorBidi"/>
+              </w:rPr>
+            </w:pPr>
+            <w:r>
+              <w:rPr>
+                <w:rFonts w:asciiTheme="majorBidi" w:hAnsiTheme="majorBidi" w:cstheme="majorBidi"/>
+              </w:rPr>
               <w:t xml:space="preserve">L’administrateur consulte et modifie les coordonnés de ses </w:t>
             </w:r>
             <w:r>
+              <w:rPr>
+                <w:rFonts w:asciiTheme="majorBidi" w:hAnsiTheme="majorBidi" w:cstheme="majorBidi"/>
+              </w:rPr>
               <w:t>utilisateurs</w:t>
             </w:r>
             <w:r>
+              <w:rPr>
+                <w:rFonts w:asciiTheme="majorBidi" w:hAnsiTheme="majorBidi" w:cstheme="majorBidi"/>
+              </w:rPr>
               <w:t>.il ajoute et supprime des comptes aussi.</w:t>
             </w:r>
           </w:p>
@@ -253,27 +471,40 @@
             <w:tcW w:w="3021" w:type="dxa"/>
           </w:tcPr>
           <w:p>
-            <w:r>
-              <w:t xml:space="preserve">Implémenter l’interface du gestion utilisateurs et développer les méthodes qui permettent de </w:t>
-            </w:r>
-            <w:proofErr w:type="gramStart"/>
-            <w:r>
-              <w:t>consulter ,</w:t>
-            </w:r>
-            <w:proofErr w:type="gramEnd"/>
-            <w:r>
-              <w:t xml:space="preserve"> modifier, ajouter et supprimer </w:t>
-            </w:r>
-            <w:r>
+            <w:pPr>
+              <w:spacing w:line="360" w:lineRule="auto"/>
+              <w:rPr>
+                <w:rFonts w:asciiTheme="majorBidi" w:hAnsiTheme="majorBidi" w:cstheme="majorBidi"/>
+              </w:rPr>
+            </w:pPr>
+            <w:r>
+              <w:rPr>
+                <w:rFonts w:asciiTheme="majorBidi" w:hAnsiTheme="majorBidi" w:cstheme="majorBidi"/>
+              </w:rPr>
+              <w:t xml:space="preserve">Implémenter l’interface du gestion utilisateurs et développer les méthodes qui permettent de consulter, modifier, ajouter et supprimer </w:t>
+            </w:r>
+            <w:r>
+              <w:rPr>
+                <w:rFonts w:asciiTheme="majorBidi" w:hAnsiTheme="majorBidi" w:cstheme="majorBidi"/>
+              </w:rPr>
               <w:t xml:space="preserve">les comptes </w:t>
             </w:r>
             <w:r>
+              <w:rPr>
+                <w:rFonts w:asciiTheme="majorBidi" w:hAnsiTheme="majorBidi" w:cstheme="majorBidi"/>
+              </w:rPr>
               <w:t>utilisateurs</w:t>
             </w:r>
             <w:r>
+              <w:rPr>
+                <w:rFonts w:asciiTheme="majorBidi" w:hAnsiTheme="majorBidi" w:cstheme="majorBidi"/>
+              </w:rPr>
               <w:t>.</w:t>
             </w:r>
             <w:r>
+              <w:rPr>
+                <w:rFonts w:asciiTheme="majorBidi" w:hAnsiTheme="majorBidi" w:cstheme="majorBidi"/>
+              </w:rPr>
               <w:t xml:space="preserve"> </w:t>
             </w:r>
           </w:p>
@@ -288,7 +519,16 @@
             <w:tcW w:w="3020" w:type="dxa"/>
           </w:tcPr>
           <w:p>
-            <w:r>
+            <w:pPr>
+              <w:spacing w:line="360" w:lineRule="auto"/>
+              <w:rPr>
+                <w:rFonts w:asciiTheme="majorBidi" w:hAnsiTheme="majorBidi" w:cstheme="majorBidi"/>
+              </w:rPr>
+            </w:pPr>
+            <w:r>
+              <w:rPr>
+                <w:rFonts w:asciiTheme="majorBidi" w:hAnsiTheme="majorBidi" w:cstheme="majorBidi"/>
+              </w:rPr>
               <w:t>Gestion des notifications</w:t>
             </w:r>
           </w:p>
@@ -298,10 +538,22 @@
             <w:tcW w:w="3021" w:type="dxa"/>
           </w:tcPr>
           <w:p>
-            <w:r>
+            <w:pPr>
+              <w:spacing w:line="360" w:lineRule="auto"/>
+              <w:rPr>
+                <w:rFonts w:asciiTheme="majorBidi" w:hAnsiTheme="majorBidi" w:cstheme="majorBidi"/>
+              </w:rPr>
+            </w:pPr>
+            <w:r>
+              <w:rPr>
+                <w:rFonts w:asciiTheme="majorBidi" w:hAnsiTheme="majorBidi" w:cstheme="majorBidi"/>
+              </w:rPr>
               <w:t>Le client choisi les notifications à recevoir</w:t>
             </w:r>
             <w:r>
+              <w:rPr>
+                <w:rFonts w:asciiTheme="majorBidi" w:hAnsiTheme="majorBidi" w:cstheme="majorBidi"/>
+              </w:rPr>
               <w:t>.</w:t>
             </w:r>
           </w:p>
@@ -311,20 +563,44 @@
             <w:tcW w:w="3021" w:type="dxa"/>
           </w:tcPr>
           <w:p>
-            <w:r>
+            <w:pPr>
+              <w:spacing w:line="360" w:lineRule="auto"/>
+              <w:rPr>
+                <w:rFonts w:asciiTheme="majorBidi" w:hAnsiTheme="majorBidi" w:cstheme="majorBidi"/>
+              </w:rPr>
+            </w:pPr>
+            <w:r>
+              <w:rPr>
+                <w:rFonts w:asciiTheme="majorBidi" w:hAnsiTheme="majorBidi" w:cstheme="majorBidi"/>
+              </w:rPr>
               <w:t xml:space="preserve">Implémenter l’interface </w:t>
             </w:r>
             <w:r>
+              <w:rPr>
+                <w:rFonts w:asciiTheme="majorBidi" w:hAnsiTheme="majorBidi" w:cstheme="majorBidi"/>
+              </w:rPr>
               <w:t>des notifications dans les paramètres du compte et Développer les méthodes qui permettent d’activer/</w:t>
             </w:r>
           </w:p>
           <w:p>
+            <w:pPr>
+              <w:spacing w:line="360" w:lineRule="auto"/>
+              <w:rPr>
+                <w:rFonts w:asciiTheme="majorBidi" w:hAnsiTheme="majorBidi" w:cstheme="majorBidi"/>
+              </w:rPr>
+            </w:pPr>
             <w:proofErr w:type="gramStart"/>
             <w:r>
+              <w:rPr>
+                <w:rFonts w:asciiTheme="majorBidi" w:hAnsiTheme="majorBidi" w:cstheme="majorBidi"/>
+              </w:rPr>
               <w:t>désactiver</w:t>
             </w:r>
             <w:proofErr w:type="gramEnd"/>
             <w:r>
+              <w:rPr>
+                <w:rFonts w:asciiTheme="majorBidi" w:hAnsiTheme="majorBidi" w:cstheme="majorBidi"/>
+              </w:rPr>
               <w:t xml:space="preserve"> ces notifications et enregistrer ces choix. </w:t>
             </w:r>
           </w:p>
@@ -339,7 +615,16 @@
             <w:tcW w:w="3020" w:type="dxa"/>
           </w:tcPr>
           <w:p>
-            <w:r>
+            <w:pPr>
+              <w:spacing w:line="360" w:lineRule="auto"/>
+              <w:rPr>
+                <w:rFonts w:asciiTheme="majorBidi" w:hAnsiTheme="majorBidi" w:cstheme="majorBidi"/>
+              </w:rPr>
+            </w:pPr>
+            <w:r>
+              <w:rPr>
+                <w:rFonts w:asciiTheme="majorBidi" w:hAnsiTheme="majorBidi" w:cstheme="majorBidi"/>
+              </w:rPr>
               <w:t xml:space="preserve">Création d’un compte </w:t>
             </w:r>
           </w:p>
@@ -349,7 +634,16 @@
             <w:tcW w:w="3021" w:type="dxa"/>
           </w:tcPr>
           <w:p>
-            <w:r>
+            <w:pPr>
+              <w:spacing w:line="360" w:lineRule="auto"/>
+              <w:rPr>
+                <w:rFonts w:asciiTheme="majorBidi" w:hAnsiTheme="majorBidi" w:cstheme="majorBidi"/>
+              </w:rPr>
+            </w:pPr>
+            <w:r>
+              <w:rPr>
+                <w:rFonts w:asciiTheme="majorBidi" w:hAnsiTheme="majorBidi" w:cstheme="majorBidi"/>
+              </w:rPr>
               <w:t xml:space="preserve">Le visiteur entre ses coordonnées pour s’inscrire à la plateforme afin d’accéder à ses fonctionnalités. </w:t>
             </w:r>
           </w:p>
@@ -359,27 +653,52 @@
             <w:tcW w:w="3021" w:type="dxa"/>
           </w:tcPr>
           <w:p>
-            <w:r>
+            <w:pPr>
+              <w:spacing w:line="360" w:lineRule="auto"/>
+              <w:rPr>
+                <w:rFonts w:asciiTheme="majorBidi" w:hAnsiTheme="majorBidi" w:cstheme="majorBidi"/>
+              </w:rPr>
+            </w:pPr>
+            <w:r>
+              <w:rPr>
+                <w:rFonts w:asciiTheme="majorBidi" w:hAnsiTheme="majorBidi" w:cstheme="majorBidi"/>
+              </w:rPr>
               <w:t xml:space="preserve">Implémenter </w:t>
             </w:r>
             <w:r>
+              <w:rPr>
+                <w:rFonts w:asciiTheme="majorBidi" w:hAnsiTheme="majorBidi" w:cstheme="majorBidi"/>
+              </w:rPr>
               <w:t>l’interface d’inscription et développer les méthodes qui permettent d’enregistrer</w:t>
             </w:r>
             <w:r>
+              <w:rPr>
+                <w:rFonts w:asciiTheme="majorBidi" w:hAnsiTheme="majorBidi" w:cstheme="majorBidi"/>
+              </w:rPr>
               <w:t xml:space="preserve"> </w:t>
             </w:r>
             <w:r>
+              <w:rPr>
+                <w:rFonts w:asciiTheme="majorBidi" w:hAnsiTheme="majorBidi" w:cstheme="majorBidi"/>
+              </w:rPr>
               <w:t xml:space="preserve">et </w:t>
             </w:r>
             <w:r>
+              <w:rPr>
+                <w:rFonts w:asciiTheme="majorBidi" w:hAnsiTheme="majorBidi" w:cstheme="majorBidi"/>
+              </w:rPr>
               <w:t>d’</w:t>
             </w:r>
             <w:r>
+              <w:rPr>
+                <w:rFonts w:asciiTheme="majorBidi" w:hAnsiTheme="majorBidi" w:cstheme="majorBidi"/>
+              </w:rPr>
               <w:t>accéder au compte utilisateur.</w:t>
             </w:r>
           </w:p>
         </w:tc>
       </w:tr>
+      <w:bookmarkEnd w:id="0"/>
       <w:tr>
         <w:trPr>
           <w:trHeight w:val="1126"/>
@@ -389,7 +708,17 @@
             <w:tcW w:w="3020" w:type="dxa"/>
           </w:tcPr>
           <w:p>
-            <w:r>
+            <w:pPr>
+              <w:spacing w:line="360" w:lineRule="auto"/>
+              <w:rPr>
+                <w:rFonts w:asciiTheme="majorBidi" w:hAnsiTheme="majorBidi" w:cstheme="majorBidi"/>
+              </w:rPr>
+            </w:pPr>
+            <w:r>
+              <w:rPr>
+                <w:rFonts w:asciiTheme="majorBidi" w:hAnsiTheme="majorBidi" w:cstheme="majorBidi"/>
+              </w:rPr>
+              <w:lastRenderedPageBreak/>
               <w:t>Déconnexion</w:t>
             </w:r>
           </w:p>
@@ -399,13 +728,28 @@
             <w:tcW w:w="3021" w:type="dxa"/>
           </w:tcPr>
           <w:p>
-            <w:r>
+            <w:pPr>
+              <w:spacing w:line="360" w:lineRule="auto"/>
+              <w:rPr>
+                <w:rFonts w:asciiTheme="majorBidi" w:hAnsiTheme="majorBidi" w:cstheme="majorBidi"/>
+              </w:rPr>
+            </w:pPr>
+            <w:r>
+              <w:rPr>
+                <w:rFonts w:asciiTheme="majorBidi" w:hAnsiTheme="majorBidi" w:cstheme="majorBidi"/>
+              </w:rPr>
               <w:t xml:space="preserve">L’utilisateur se déconnecte et ça le redirige vers la page </w:t>
             </w:r>
             <w:r>
+              <w:rPr>
+                <w:rFonts w:asciiTheme="majorBidi" w:hAnsiTheme="majorBidi" w:cstheme="majorBidi"/>
+              </w:rPr>
               <w:t>d’accueil du visiteur</w:t>
             </w:r>
             <w:r>
+              <w:rPr>
+                <w:rFonts w:asciiTheme="majorBidi" w:hAnsiTheme="majorBidi" w:cstheme="majorBidi"/>
+              </w:rPr>
               <w:t xml:space="preserve"> de nouveau.</w:t>
             </w:r>
           </w:p>
@@ -415,17 +759,38 @@
             <w:tcW w:w="3021" w:type="dxa"/>
           </w:tcPr>
           <w:p>
-            <w:r>
+            <w:pPr>
+              <w:spacing w:line="360" w:lineRule="auto"/>
+              <w:rPr>
+                <w:rFonts w:asciiTheme="majorBidi" w:hAnsiTheme="majorBidi" w:cstheme="majorBidi"/>
+              </w:rPr>
+            </w:pPr>
+            <w:r>
+              <w:rPr>
+                <w:rFonts w:asciiTheme="majorBidi" w:hAnsiTheme="majorBidi" w:cstheme="majorBidi"/>
+              </w:rPr>
               <w:t>Développer la méthode de</w:t>
             </w:r>
           </w:p>
           <w:p>
+            <w:pPr>
+              <w:spacing w:line="360" w:lineRule="auto"/>
+              <w:rPr>
+                <w:rFonts w:asciiTheme="majorBidi" w:hAnsiTheme="majorBidi" w:cstheme="majorBidi"/>
+              </w:rPr>
+            </w:pPr>
             <w:proofErr w:type="gramStart"/>
             <w:r>
+              <w:rPr>
+                <w:rFonts w:asciiTheme="majorBidi" w:hAnsiTheme="majorBidi" w:cstheme="majorBidi"/>
+              </w:rPr>
               <w:t>déconnexion</w:t>
             </w:r>
             <w:proofErr w:type="gramEnd"/>
             <w:r>
+              <w:rPr>
+                <w:rFonts w:asciiTheme="majorBidi" w:hAnsiTheme="majorBidi" w:cstheme="majorBidi"/>
+              </w:rPr>
               <w:t>.</w:t>
             </w:r>
           </w:p>
